--- a/Reportes/FormatoEndososFianza.docx
+++ b/Reportes/FormatoEndososFianza.docx
@@ -19,9 +19,7 @@
       </w:tblPr>
       <w:tblGrid>
         <w:gridCol w:w="2373"/>
-        <w:gridCol w:w="1555"/>
-        <w:gridCol w:w="1555"/>
-        <w:gridCol w:w="3110"/>
+        <w:gridCol w:w="6220"/>
         <w:gridCol w:w="2402"/>
       </w:tblGrid>
       <w:tr>
@@ -95,7 +93,6 @@
         <w:tc>
           <w:tcPr>
             <w:tcW w:w="6220" w:type="dxa"/>
-            <w:gridSpan w:val="3"/>
           </w:tcPr>
           <w:p>
             <w:pPr>
@@ -140,7 +137,6 @@
               <w:t xml:space="preserve">Póliza </w:t>
             </w:r>
             <w:proofErr w:type="spellStart"/>
-            <w:proofErr w:type="gramStart"/>
             <w:r>
               <w:rPr>
                 <w:sz w:val="14"/>
@@ -157,7 +153,6 @@
               <w:t>:{</w:t>
             </w:r>
             <w:proofErr w:type="spellStart"/>
-            <w:proofErr w:type="gramEnd"/>
             <w:r>
               <w:rPr>
                 <w:sz w:val="14"/>
@@ -198,7 +193,6 @@
         <w:tc>
           <w:tcPr>
             <w:tcW w:w="6220" w:type="dxa"/>
-            <w:gridSpan w:val="3"/>
           </w:tcPr>
           <w:p>
             <w:pPr>
@@ -291,33 +285,15 @@
                 <w:sz w:val="14"/>
                 <w:szCs w:val="14"/>
               </w:rPr>
-              <w:t>Endoso No</w:t>
-            </w:r>
-            <w:proofErr w:type="gramStart"/>
-            <w:r>
-              <w:rPr>
-                <w:spacing w:val="-2"/>
-                <w:sz w:val="14"/>
-                <w:szCs w:val="14"/>
-              </w:rPr>
-              <w:t xml:space="preserve">. </w:t>
-            </w:r>
-            <w:r>
-              <w:rPr>
-                <w:spacing w:val="-2"/>
-                <w:sz w:val="14"/>
-                <w:szCs w:val="14"/>
-              </w:rPr>
-              <w:t>:</w:t>
-            </w:r>
-            <w:proofErr w:type="gramEnd"/>
-            <w:r>
-              <w:rPr>
-                <w:spacing w:val="-2"/>
-                <w:sz w:val="14"/>
-                <w:szCs w:val="14"/>
-              </w:rPr>
-              <w:t xml:space="preserve"> {</w:t>
+              <w:t xml:space="preserve">Endoso No. </w:t>
+            </w:r>
+            <w:r>
+              <w:rPr>
+                <w:spacing w:val="-2"/>
+                <w:sz w:val="14"/>
+                <w:szCs w:val="14"/>
+              </w:rPr>
+              <w:t>: {</w:t>
             </w:r>
             <w:proofErr w:type="spellStart"/>
             <w:r>
@@ -362,7 +338,6 @@
         <w:tc>
           <w:tcPr>
             <w:tcW w:w="6220" w:type="dxa"/>
-            <w:gridSpan w:val="3"/>
           </w:tcPr>
           <w:p>
             <w:pPr>
@@ -430,7 +405,7 @@
       </w:tr>
       <w:tr>
         <w:trPr>
-          <w:trHeight w:hRule="exact" w:val="300"/>
+          <w:trHeight w:val="301"/>
         </w:trPr>
         <w:tc>
           <w:tcPr>
@@ -450,7 +425,6 @@
         <w:tc>
           <w:tcPr>
             <w:tcW w:w="6220" w:type="dxa"/>
-            <w:gridSpan w:val="3"/>
           </w:tcPr>
           <w:p>
             <w:pPr>
@@ -522,7 +496,6 @@
           <w:p>
             <w:pPr>
               <w:spacing w:before="93"/>
-              <w:jc w:val="center"/>
               <w:rPr>
                 <w:b/>
                 <w:bCs/>
@@ -559,75 +532,6 @@
               </w:rPr>
               <w:t>}</w:t>
             </w:r>
-          </w:p>
-        </w:tc>
-      </w:tr>
-      <w:tr>
-        <w:trPr>
-          <w:trHeight w:hRule="exact" w:val="352"/>
-        </w:trPr>
-        <w:tc>
-          <w:tcPr>
-            <w:tcW w:w="2373" w:type="dxa"/>
-            <w:vMerge/>
-          </w:tcPr>
-          <w:p>
-            <w:pPr>
-              <w:spacing w:before="93"/>
-              <w:rPr>
-                <w:spacing w:val="-2"/>
-                <w:sz w:val="18"/>
-              </w:rPr>
-            </w:pPr>
-          </w:p>
-        </w:tc>
-        <w:tc>
-          <w:tcPr>
-            <w:tcW w:w="1555" w:type="dxa"/>
-          </w:tcPr>
-          <w:p>
-            <w:pPr>
-              <w:pStyle w:val="Textoindependiente"/>
-              <w:spacing w:before="30"/>
-              <w:jc w:val="center"/>
-              <w:rPr>
-                <w:spacing w:val="-2"/>
-                <w:sz w:val="18"/>
-              </w:rPr>
-            </w:pPr>
-          </w:p>
-        </w:tc>
-        <w:tc>
-          <w:tcPr>
-            <w:tcW w:w="1555" w:type="dxa"/>
-          </w:tcPr>
-          <w:p>
-            <w:pPr>
-              <w:pStyle w:val="Textoindependiente"/>
-              <w:spacing w:before="30"/>
-              <w:jc w:val="center"/>
-              <w:rPr>
-                <w:spacing w:val="-2"/>
-                <w:sz w:val="18"/>
-              </w:rPr>
-            </w:pPr>
-          </w:p>
-        </w:tc>
-        <w:tc>
-          <w:tcPr>
-            <w:tcW w:w="5512" w:type="dxa"/>
-            <w:gridSpan w:val="2"/>
-          </w:tcPr>
-          <w:p>
-            <w:pPr>
-              <w:spacing w:before="93"/>
-              <w:ind w:right="90"/>
-              <w:jc w:val="right"/>
-              <w:rPr>
-                <w:spacing w:val="-2"/>
-                <w:sz w:val="18"/>
-              </w:rPr>
-            </w:pPr>
           </w:p>
         </w:tc>
       </w:tr>
@@ -2561,16 +2465,11 @@
             <w:r>
               <w:t>#</w:t>
             </w:r>
-            <w:proofErr w:type="gramStart"/>
             <w:r>
               <w:t>Endoso</w:t>
             </w:r>
             <w:r>
-              <w:t>}{</w:t>
-            </w:r>
-            <w:proofErr w:type="gramEnd"/>
-            <w:r>
-              <w:t>#</w:t>
+              <w:t>}{#</w:t>
             </w:r>
             <w:r>
               <w:t>Coberturas</w:t>
@@ -2651,16 +2550,11 @@
               <w:t>premiumDif</w:t>
             </w:r>
             <w:proofErr w:type="spellEnd"/>
-            <w:proofErr w:type="gramStart"/>
             <w:r>
               <w:t>}</w:t>
             </w:r>
             <w:r>
-              <w:t>{</w:t>
-            </w:r>
-            <w:proofErr w:type="gramEnd"/>
-            <w:r>
-              <w:t>/}</w:t>
+              <w:t>{/}</w:t>
             </w:r>
             <w:r>
               <w:t>{/}</w:t>
@@ -3157,7 +3051,6 @@
                 <w:szCs w:val="14"/>
               </w:rPr>
             </w:pPr>
-            <w:proofErr w:type="gramStart"/>
             <w:r>
               <w:rPr>
                 <w:sz w:val="14"/>
@@ -3181,7 +3074,6 @@
               </w:rPr>
               <w:t>entendido</w:t>
             </w:r>
-            <w:proofErr w:type="gramEnd"/>
             <w:r>
               <w:rPr>
                 <w:rFonts w:ascii="Times New Roman" w:hAnsi="Times New Roman"/>
@@ -4381,7 +4273,6 @@
               </w:rPr>
               <w:t xml:space="preserve"> </w:t>
             </w:r>
-            <w:proofErr w:type="gramStart"/>
             <w:r>
               <w:rPr>
                 <w:w w:val="105"/>
@@ -4405,16 +4296,7 @@
                 <w:sz w:val="14"/>
                 <w:szCs w:val="14"/>
               </w:rPr>
-              <w:t>507</w:t>
-            </w:r>
-            <w:proofErr w:type="gramEnd"/>
-            <w:r>
-              <w:rPr>
-                <w:w w:val="105"/>
-                <w:sz w:val="14"/>
-                <w:szCs w:val="14"/>
-              </w:rPr>
-              <w:t>)</w:t>
+              <w:t>507)</w:t>
             </w:r>
             <w:r>
               <w:rPr>
@@ -4470,7 +4352,6 @@
               </w:rPr>
               <w:t xml:space="preserve"> </w:t>
             </w:r>
-            <w:proofErr w:type="gramStart"/>
             <w:r>
               <w:rPr>
                 <w:w w:val="105"/>
@@ -4494,16 +4375,7 @@
                 <w:sz w:val="14"/>
                 <w:szCs w:val="14"/>
               </w:rPr>
-              <w:t>507</w:t>
-            </w:r>
-            <w:proofErr w:type="gramEnd"/>
-            <w:r>
-              <w:rPr>
-                <w:w w:val="105"/>
-                <w:sz w:val="14"/>
-                <w:szCs w:val="14"/>
-              </w:rPr>
-              <w:t>)</w:t>
+              <w:t>507)</w:t>
             </w:r>
             <w:r>
               <w:rPr>

--- a/Reportes/FormatoEndososFianza.docx
+++ b/Reportes/FormatoEndososFianza.docx
@@ -1373,125 +1373,6 @@
             <w:proofErr w:type="spellStart"/>
             <w:r>
               <w:t>FechaEfectiva</w:t>
-            </w:r>
-            <w:proofErr w:type="spellEnd"/>
-            <w:r>
-              <w:t>}</w:t>
-            </w:r>
-          </w:p>
-        </w:tc>
-      </w:tr>
-    </w:tbl>
-    <w:p>
-      <w:pPr>
-        <w:pStyle w:val="Textoindependiente"/>
-        <w:tabs>
-          <w:tab w:val="left" w:pos="2420"/>
-        </w:tabs>
-        <w:spacing w:before="6"/>
-      </w:pPr>
-    </w:p>
-    <w:tbl>
-      <w:tblPr>
-        <w:tblStyle w:val="Tablaconcuadrcula"/>
-        <w:tblW w:w="0" w:type="auto"/>
-        <w:tblBorders>
-          <w:top w:val="single" w:sz="8" w:space="0" w:color="auto"/>
-          <w:left w:val="single" w:sz="8" w:space="0" w:color="auto"/>
-          <w:bottom w:val="single" w:sz="8" w:space="0" w:color="auto"/>
-          <w:right w:val="single" w:sz="8" w:space="0" w:color="auto"/>
-          <w:insideH w:val="none" w:sz="0" w:space="0" w:color="auto"/>
-          <w:insideV w:val="none" w:sz="0" w:space="0" w:color="auto"/>
-        </w:tblBorders>
-        <w:tblLook w:val="04A0" w:firstRow="1" w:lastRow="0" w:firstColumn="1" w:lastColumn="0" w:noHBand="0" w:noVBand="1"/>
-      </w:tblPr>
-      <w:tblGrid>
-        <w:gridCol w:w="1930"/>
-        <w:gridCol w:w="9050"/>
-      </w:tblGrid>
-      <w:tr>
-        <w:trPr>
-          <w:trHeight w:hRule="exact" w:val="227"/>
-        </w:trPr>
-        <w:tc>
-          <w:tcPr>
-            <w:tcW w:w="1975" w:type="dxa"/>
-            <w:vAlign w:val="center"/>
-          </w:tcPr>
-          <w:p>
-            <w:pPr>
-              <w:pStyle w:val="Textoindependiente"/>
-            </w:pPr>
-            <w:r>
-              <w:rPr>
-                <w:b/>
-              </w:rPr>
-              <w:t>Acreedor:</w:t>
-            </w:r>
-          </w:p>
-        </w:tc>
-        <w:tc>
-          <w:tcPr>
-            <w:tcW w:w="9349" w:type="dxa"/>
-            <w:vAlign w:val="center"/>
-          </w:tcPr>
-          <w:p>
-            <w:pPr>
-              <w:pStyle w:val="Textoindependiente"/>
-            </w:pPr>
-            <w:r>
-              <w:t>{</w:t>
-            </w:r>
-            <w:proofErr w:type="spellStart"/>
-            <w:r>
-              <w:t>A</w:t>
-            </w:r>
-            <w:r>
-              <w:t>creedor.NombreCompleto</w:t>
-            </w:r>
-            <w:proofErr w:type="spellEnd"/>
-            <w:r>
-              <w:t>}</w:t>
-            </w:r>
-          </w:p>
-        </w:tc>
-      </w:tr>
-      <w:tr>
-        <w:trPr>
-          <w:trHeight w:hRule="exact" w:val="227"/>
-        </w:trPr>
-        <w:tc>
-          <w:tcPr>
-            <w:tcW w:w="1975" w:type="dxa"/>
-            <w:vAlign w:val="center"/>
-          </w:tcPr>
-          <w:p>
-            <w:pPr>
-              <w:pStyle w:val="Textoindependiente"/>
-            </w:pPr>
-            <w:r>
-              <w:rPr>
-                <w:b/>
-              </w:rPr>
-              <w:t>Corredor de seguros:</w:t>
-            </w:r>
-          </w:p>
-        </w:tc>
-        <w:tc>
-          <w:tcPr>
-            <w:tcW w:w="9349" w:type="dxa"/>
-            <w:vAlign w:val="center"/>
-          </w:tcPr>
-          <w:p>
-            <w:pPr>
-              <w:pStyle w:val="Textoindependiente"/>
-            </w:pPr>
-            <w:r>
-              <w:t>{</w:t>
-            </w:r>
-            <w:proofErr w:type="spellStart"/>
-            <w:r>
-              <w:t>Productor.NombreCompleto</w:t>
             </w:r>
             <w:proofErr w:type="spellEnd"/>
             <w:r>

--- a/Reportes/FormatoEndososFianza.docx
+++ b/Reportes/FormatoEndososFianza.docx
@@ -136,23 +136,13 @@
               </w:rPr>
               <w:t xml:space="preserve">Póliza </w:t>
             </w:r>
-            <w:proofErr w:type="spellStart"/>
-            <w:r>
-              <w:rPr>
-                <w:sz w:val="14"/>
-                <w:szCs w:val="14"/>
-              </w:rPr>
-              <w:t>Nº</w:t>
-            </w:r>
-            <w:proofErr w:type="spellEnd"/>
-            <w:r>
-              <w:rPr>
-                <w:sz w:val="14"/>
-                <w:szCs w:val="14"/>
-              </w:rPr>
-              <w:t>:{</w:t>
-            </w:r>
-            <w:proofErr w:type="spellStart"/>
+            <w:r>
+              <w:rPr>
+                <w:sz w:val="14"/>
+                <w:szCs w:val="14"/>
+              </w:rPr>
+              <w:t>Nº:{</w:t>
+            </w:r>
             <w:r>
               <w:rPr>
                 <w:sz w:val="14"/>
@@ -160,7 +150,6 @@
               </w:rPr>
               <w:t>code</w:t>
             </w:r>
-            <w:proofErr w:type="spellEnd"/>
             <w:r>
               <w:rPr>
                 <w:sz w:val="14"/>
@@ -228,7 +217,6 @@
               </w:rPr>
               <w:t>{</w:t>
             </w:r>
-            <w:proofErr w:type="spellStart"/>
             <w:r>
               <w:rPr>
                 <w:b/>
@@ -243,16 +231,7 @@
                 <w:w w:val="105"/>
                 <w:sz w:val="15"/>
               </w:rPr>
-              <w:t>Ramo</w:t>
-            </w:r>
-            <w:proofErr w:type="spellEnd"/>
-            <w:r>
-              <w:rPr>
-                <w:b/>
-                <w:w w:val="105"/>
-                <w:sz w:val="15"/>
-              </w:rPr>
-              <w:t>}</w:t>
+              <w:t>Ramo}</w:t>
             </w:r>
           </w:p>
           <w:p>
@@ -293,25 +272,7 @@
                 <w:sz w:val="14"/>
                 <w:szCs w:val="14"/>
               </w:rPr>
-              <w:t>: {</w:t>
-            </w:r>
-            <w:proofErr w:type="spellStart"/>
-            <w:r>
-              <w:rPr>
-                <w:spacing w:val="-2"/>
-                <w:sz w:val="14"/>
-                <w:szCs w:val="14"/>
-              </w:rPr>
-              <w:t>Endoso.Id</w:t>
-            </w:r>
-            <w:proofErr w:type="spellEnd"/>
-            <w:r>
-              <w:rPr>
-                <w:spacing w:val="-2"/>
-                <w:sz w:val="14"/>
-                <w:szCs w:val="14"/>
-              </w:rPr>
-              <w:t>}</w:t>
+              <w:t>: {Endoso.Id}</w:t>
             </w:r>
           </w:p>
         </w:tc>
@@ -356,26 +317,16 @@
                 <w:w w:val="105"/>
                 <w:sz w:val="15"/>
               </w:rPr>
-              <w:t>{</w:t>
-            </w:r>
-            <w:proofErr w:type="spellStart"/>
+              <w:t>{NombreP</w:t>
+            </w:r>
             <w:r>
               <w:rPr>
                 <w:b/>
                 <w:w w:val="105"/>
                 <w:sz w:val="15"/>
               </w:rPr>
-              <w:t>NombreP</w:t>
-            </w:r>
-            <w:r>
-              <w:rPr>
-                <w:b/>
-                <w:w w:val="105"/>
-                <w:sz w:val="15"/>
-              </w:rPr>
               <w:t>roducto</w:t>
             </w:r>
-            <w:proofErr w:type="spellEnd"/>
             <w:r>
               <w:rPr>
                 <w:b/>
@@ -510,27 +461,7 @@
                 <w:spacing w:val="-2"/>
                 <w:sz w:val="18"/>
               </w:rPr>
-              <w:t>{</w:t>
-            </w:r>
-            <w:proofErr w:type="spellStart"/>
-            <w:r>
-              <w:rPr>
-                <w:b/>
-                <w:bCs/>
-                <w:spacing w:val="-2"/>
-                <w:sz w:val="18"/>
-              </w:rPr>
-              <w:t>TituloEndosoCan</w:t>
-            </w:r>
-            <w:proofErr w:type="spellEnd"/>
-            <w:r>
-              <w:rPr>
-                <w:b/>
-                <w:bCs/>
-                <w:spacing w:val="-2"/>
-                <w:sz w:val="18"/>
-              </w:rPr>
-              <w:t>}</w:t>
+              <w:t>{TituloEndosoCan}</w:t>
             </w:r>
           </w:p>
         </w:tc>
@@ -604,15 +535,7 @@
               <w:pStyle w:val="Textoindependiente"/>
             </w:pPr>
             <w:r>
-              <w:t>{</w:t>
-            </w:r>
-            <w:proofErr w:type="spellStart"/>
-            <w:r>
-              <w:t>Asegurado.NombreCompleto</w:t>
-            </w:r>
-            <w:proofErr w:type="spellEnd"/>
-            <w:r>
-              <w:t>}</w:t>
+              <w:t>{Asegurado.NombreCompleto}</w:t>
             </w:r>
           </w:p>
         </w:tc>
@@ -626,23 +549,21 @@
             <w:pPr>
               <w:pStyle w:val="Textoindependiente"/>
             </w:pPr>
-            <w:proofErr w:type="spellStart"/>
             <w:r>
               <w:rPr>
                 <w:b/>
                 <w:bCs/>
                 <w:lang w:val="es-PA"/>
               </w:rPr>
-              <w:t>Ced</w:t>
-            </w:r>
-            <w:proofErr w:type="spellEnd"/>
+              <w:t>Ced/R</w:t>
+            </w:r>
             <w:r>
               <w:rPr>
                 <w:b/>
                 <w:bCs/>
                 <w:lang w:val="es-PA"/>
               </w:rPr>
-              <w:t>/R</w:t>
+              <w:t>.U.C</w:t>
             </w:r>
             <w:r>
               <w:rPr>
@@ -650,46 +571,36 @@
                 <w:bCs/>
                 <w:lang w:val="es-PA"/>
               </w:rPr>
-              <w:t>.U.C</w:t>
-            </w:r>
+              <w:t>:</w:t>
+            </w:r>
+          </w:p>
+        </w:tc>
+        <w:tc>
+          <w:tcPr>
+            <w:tcW w:w="2716" w:type="dxa"/>
+            <w:tcBorders>
+              <w:right w:val="single" w:sz="8" w:space="0" w:color="auto"/>
+            </w:tcBorders>
+            <w:vAlign w:val="center"/>
+          </w:tcPr>
+          <w:p>
+            <w:pPr>
+              <w:pStyle w:val="Textoindependiente"/>
+            </w:pPr>
             <w:r>
               <w:rPr>
                 <w:b/>
                 <w:bCs/>
                 <w:lang w:val="es-PA"/>
               </w:rPr>
-              <w:t>:</w:t>
-            </w:r>
-          </w:p>
-        </w:tc>
-        <w:tc>
-          <w:tcPr>
-            <w:tcW w:w="2716" w:type="dxa"/>
-            <w:tcBorders>
-              <w:right w:val="single" w:sz="8" w:space="0" w:color="auto"/>
-            </w:tcBorders>
-            <w:vAlign w:val="center"/>
-          </w:tcPr>
-          <w:p>
-            <w:pPr>
-              <w:pStyle w:val="Textoindependiente"/>
-            </w:pPr>
-            <w:r>
-              <w:rPr>
-                <w:b/>
-                <w:bCs/>
-                <w:lang w:val="es-PA"/>
-              </w:rPr>
               <w:t>{</w:t>
             </w:r>
-            <w:proofErr w:type="spellStart"/>
             <w:r>
               <w:rPr>
                 <w:spacing w:val="-2"/>
               </w:rPr>
               <w:t>Asegurado.Identificacion</w:t>
             </w:r>
-            <w:proofErr w:type="spellEnd"/>
             <w:r>
               <w:rPr>
                 <w:lang w:val="es-PA"/>
@@ -835,15 +746,7 @@
               <w:pStyle w:val="Textoindependiente"/>
             </w:pPr>
             <w:r>
-              <w:t>{</w:t>
-            </w:r>
-            <w:proofErr w:type="spellStart"/>
-            <w:r>
-              <w:t>FechaInicioVigencia</w:t>
-            </w:r>
-            <w:proofErr w:type="spellEnd"/>
-            <w:r>
-              <w:t>}</w:t>
+              <w:t>{FechaInicioVigencia}</w:t>
             </w:r>
           </w:p>
         </w:tc>
@@ -879,15 +782,7 @@
               <w:pStyle w:val="Textoindependiente"/>
             </w:pPr>
             <w:r>
-              <w:t>{</w:t>
-            </w:r>
-            <w:proofErr w:type="spellStart"/>
-            <w:r>
-              <w:t>Asegurado.TelefonoContacto</w:t>
-            </w:r>
-            <w:proofErr w:type="spellEnd"/>
-            <w:r>
-              <w:t>}</w:t>
+              <w:t>{Asegurado.TelefonoContacto}</w:t>
             </w:r>
           </w:p>
         </w:tc>
@@ -926,15 +821,7 @@
               <w:pStyle w:val="Textoindependiente"/>
             </w:pPr>
             <w:r>
-              <w:t>{</w:t>
-            </w:r>
-            <w:proofErr w:type="spellStart"/>
-            <w:r>
-              <w:t>Asegurado.TelefonoCelular</w:t>
-            </w:r>
-            <w:proofErr w:type="spellEnd"/>
-            <w:r>
-              <w:t>}</w:t>
+              <w:t>{Asegurado.TelefonoCelular}</w:t>
             </w:r>
           </w:p>
         </w:tc>
@@ -984,25 +871,7 @@
                 <w:sz w:val="14"/>
                 <w:szCs w:val="14"/>
               </w:rPr>
-              <w:t>{</w:t>
-            </w:r>
-            <w:proofErr w:type="spellStart"/>
-            <w:r>
-              <w:rPr>
-                <w:spacing w:val="-2"/>
-                <w:sz w:val="14"/>
-                <w:szCs w:val="14"/>
-              </w:rPr>
-              <w:t>FechaFinVigencia</w:t>
-            </w:r>
-            <w:proofErr w:type="spellEnd"/>
-            <w:r>
-              <w:rPr>
-                <w:spacing w:val="-2"/>
-                <w:sz w:val="14"/>
-                <w:szCs w:val="14"/>
-              </w:rPr>
-              <w:t>}</w:t>
+              <w:t>{FechaFinVigencia}</w:t>
             </w:r>
           </w:p>
         </w:tc>
@@ -1038,15 +907,7 @@
               <w:pStyle w:val="Textoindependiente"/>
             </w:pPr>
             <w:r>
-              <w:t>{</w:t>
-            </w:r>
-            <w:proofErr w:type="spellStart"/>
-            <w:r>
-              <w:t>Asegurado.TelefonoFax</w:t>
-            </w:r>
-            <w:proofErr w:type="spellEnd"/>
-            <w:r>
-              <w:t>}</w:t>
+              <w:t>{Asegurado.TelefonoFax}</w:t>
             </w:r>
           </w:p>
         </w:tc>
@@ -1085,15 +946,7 @@
               <w:pStyle w:val="Textoindependiente"/>
             </w:pPr>
             <w:r>
-              <w:t>{</w:t>
-            </w:r>
-            <w:proofErr w:type="spellStart"/>
-            <w:r>
-              <w:t>Asegurado.Email</w:t>
-            </w:r>
-            <w:proofErr w:type="spellEnd"/>
-            <w:r>
-              <w:t>}</w:t>
+              <w:t>{Asegurado.Email}</w:t>
             </w:r>
           </w:p>
         </w:tc>
@@ -1135,21 +988,7 @@
               <w:rPr>
                 <w:spacing w:val="-2"/>
               </w:rPr>
-              <w:t>{</w:t>
-            </w:r>
-            <w:proofErr w:type="spellStart"/>
-            <w:r>
-              <w:rPr>
-                <w:spacing w:val="-2"/>
-              </w:rPr>
-              <w:t>HoraVigencia</w:t>
-            </w:r>
-            <w:proofErr w:type="spellEnd"/>
-            <w:r>
-              <w:rPr>
-                <w:spacing w:val="-2"/>
-              </w:rPr>
-              <w:t>}</w:t>
+              <w:t>{HoraVigencia}</w:t>
             </w:r>
           </w:p>
         </w:tc>
@@ -1185,15 +1024,7 @@
               <w:pStyle w:val="Textoindependiente"/>
             </w:pPr>
             <w:r>
-              <w:t>{</w:t>
-            </w:r>
-            <w:proofErr w:type="spellStart"/>
-            <w:r>
-              <w:t>Address.NombrePais</w:t>
-            </w:r>
-            <w:proofErr w:type="spellEnd"/>
-            <w:r>
-              <w:t>}</w:t>
+              <w:t>{Address.NombrePais}</w:t>
             </w:r>
           </w:p>
         </w:tc>
@@ -1229,15 +1060,7 @@
               <w:pStyle w:val="Textoindependiente"/>
             </w:pPr>
             <w:r>
-              <w:t>{</w:t>
-            </w:r>
-            <w:proofErr w:type="spellStart"/>
-            <w:r>
-              <w:t>Address.NombreProvincia</w:t>
-            </w:r>
-            <w:proofErr w:type="spellEnd"/>
-            <w:r>
-              <w:t>}</w:t>
+              <w:t>{Address.NombreProvincia}</w:t>
             </w:r>
           </w:p>
         </w:tc>
@@ -1292,15 +1115,7 @@
               <w:pStyle w:val="Textoindependiente"/>
             </w:pPr>
             <w:r>
-              <w:t>{</w:t>
-            </w:r>
-            <w:proofErr w:type="spellStart"/>
-            <w:r>
-              <w:t>Address.NombreDistrito</w:t>
-            </w:r>
-            <w:proofErr w:type="spellEnd"/>
-            <w:r>
-              <w:t>}</w:t>
+              <w:t>{Address.NombreDistrito}</w:t>
             </w:r>
           </w:p>
         </w:tc>
@@ -1368,15 +1183,7 @@
               <w:pStyle w:val="Textoindependiente"/>
             </w:pPr>
             <w:r>
-              <w:t>{</w:t>
-            </w:r>
-            <w:proofErr w:type="spellStart"/>
-            <w:r>
-              <w:t>FechaEfectiva</w:t>
-            </w:r>
-            <w:proofErr w:type="spellEnd"/>
-            <w:r>
-              <w:t>}</w:t>
+              <w:t>{FechaEfectiva}</w:t>
             </w:r>
           </w:p>
         </w:tc>
@@ -1483,16 +1290,11 @@
               <w:pStyle w:val="Textoindependiente"/>
             </w:pPr>
             <w:r>
-              <w:t>{</w:t>
-            </w:r>
-            <w:proofErr w:type="spellStart"/>
-            <w:r>
-              <w:t>Riesgo.</w:t>
+              <w:t>{Riesgo.</w:t>
             </w:r>
             <w:r>
               <w:t>NombreAFavor</w:t>
             </w:r>
-            <w:proofErr w:type="spellEnd"/>
             <w:r>
               <w:t>}</w:t>
             </w:r>
@@ -1513,23 +1315,13 @@
             <w:pPr>
               <w:pStyle w:val="Textoindependiente"/>
             </w:pPr>
-            <w:proofErr w:type="spellStart"/>
             <w:r>
               <w:rPr>
                 <w:b/>
                 <w:bCs/>
                 <w:lang w:val="es-PA"/>
               </w:rPr>
-              <w:t>Act</w:t>
-            </w:r>
-            <w:proofErr w:type="spellEnd"/>
-            <w:r>
-              <w:rPr>
-                <w:b/>
-                <w:bCs/>
-                <w:lang w:val="es-PA"/>
-              </w:rPr>
-              <w:t>. Económica</w:t>
+              <w:t>Act. Económica</w:t>
             </w:r>
             <w:r>
               <w:rPr>
@@ -1562,7 +1354,6 @@
               </w:rPr>
               <w:t>{</w:t>
             </w:r>
-            <w:proofErr w:type="spellStart"/>
             <w:r>
               <w:rPr>
                 <w:spacing w:val="-2"/>
@@ -1575,7 +1366,6 @@
               </w:rPr>
               <w:t>Actividad</w:t>
             </w:r>
-            <w:proofErr w:type="spellEnd"/>
             <w:r>
               <w:rPr>
                 <w:lang w:val="es-PA"/>
@@ -1635,26 +1425,16 @@
                 <w:spacing w:val="-2"/>
                 <w:w w:val="105"/>
               </w:rPr>
-              <w:t>{</w:t>
-            </w:r>
-            <w:proofErr w:type="spellStart"/>
+              <w:t>{Riesgo.</w:t>
+            </w:r>
             <w:r>
               <w:rPr>
                 <w:bCs/>
                 <w:spacing w:val="-2"/>
                 <w:w w:val="105"/>
               </w:rPr>
-              <w:t>Riesgo.</w:t>
-            </w:r>
-            <w:r>
-              <w:rPr>
-                <w:bCs/>
-                <w:spacing w:val="-2"/>
-                <w:w w:val="105"/>
-              </w:rPr>
               <w:t>NumeroProyecto</w:t>
             </w:r>
-            <w:proofErr w:type="spellEnd"/>
             <w:r>
               <w:rPr>
                 <w:bCs/>
@@ -1715,16 +1495,11 @@
               <w:pStyle w:val="Textoindependiente"/>
             </w:pPr>
             <w:r>
-              <w:t>{</w:t>
-            </w:r>
-            <w:proofErr w:type="spellStart"/>
-            <w:r>
-              <w:t>Riesgo.</w:t>
+              <w:t>{Riesgo.</w:t>
             </w:r>
             <w:r>
               <w:t>SumaAfianzada</w:t>
             </w:r>
-            <w:proofErr w:type="spellEnd"/>
             <w:r>
               <w:t>}</w:t>
             </w:r>
@@ -1784,7 +1559,6 @@
               </w:rPr>
               <w:t>{</w:t>
             </w:r>
-            <w:proofErr w:type="spellStart"/>
             <w:r>
               <w:rPr>
                 <w:spacing w:val="-2"/>
@@ -1797,7 +1571,6 @@
               </w:rPr>
               <w:t>ClaseRiesgo</w:t>
             </w:r>
-            <w:proofErr w:type="spellEnd"/>
             <w:r>
               <w:rPr>
                 <w:lang w:val="es-PA"/>
@@ -1857,26 +1630,16 @@
                 <w:spacing w:val="-2"/>
                 <w:w w:val="105"/>
               </w:rPr>
-              <w:t>{</w:t>
-            </w:r>
-            <w:proofErr w:type="spellStart"/>
+              <w:t>{Riesgo.</w:t>
+            </w:r>
             <w:r>
               <w:rPr>
                 <w:bCs/>
                 <w:spacing w:val="-2"/>
                 <w:w w:val="105"/>
               </w:rPr>
-              <w:t>Riesgo.</w:t>
-            </w:r>
-            <w:r>
-              <w:rPr>
-                <w:bCs/>
-                <w:spacing w:val="-2"/>
-                <w:w w:val="105"/>
-              </w:rPr>
               <w:t>FechaActoPublico</w:t>
             </w:r>
-            <w:proofErr w:type="spellEnd"/>
             <w:r>
               <w:rPr>
                 <w:bCs/>
@@ -1937,16 +1700,11 @@
               <w:pStyle w:val="Textoindependiente"/>
             </w:pPr>
             <w:r>
-              <w:t>{</w:t>
-            </w:r>
-            <w:proofErr w:type="spellStart"/>
-            <w:r>
-              <w:t>Riesgo.</w:t>
+              <w:t>{Riesgo.</w:t>
             </w:r>
             <w:r>
               <w:t>NumeroLicitacion</w:t>
             </w:r>
-            <w:proofErr w:type="spellEnd"/>
             <w:r>
               <w:t>}</w:t>
             </w:r>
@@ -2001,15 +1759,7 @@
               <w:pStyle w:val="Textoindependiente"/>
             </w:pPr>
             <w:r>
-              <w:t>{</w:t>
-            </w:r>
-            <w:proofErr w:type="spellStart"/>
-            <w:r>
-              <w:t>Riesgo.NumeroContrato</w:t>
-            </w:r>
-            <w:proofErr w:type="spellEnd"/>
-            <w:r>
-              <w:t>}</w:t>
+              <w:t>{Riesgo.NumeroContrato}</w:t>
             </w:r>
           </w:p>
         </w:tc>
@@ -2075,7 +1825,6 @@
               </w:rPr>
               <w:t>{</w:t>
             </w:r>
-            <w:proofErr w:type="spellStart"/>
             <w:r>
               <w:rPr>
                 <w:spacing w:val="-2"/>
@@ -2092,7 +1841,6 @@
               </w:rPr>
               <w:t>ActoPublico</w:t>
             </w:r>
-            <w:proofErr w:type="spellEnd"/>
             <w:r>
               <w:rPr>
                 <w:sz w:val="14"/>
@@ -2154,16 +1902,11 @@
               <w:pStyle w:val="Textoindependiente"/>
             </w:pPr>
             <w:r>
-              <w:t>{</w:t>
-            </w:r>
-            <w:proofErr w:type="spellStart"/>
-            <w:r>
-              <w:t>Riesgo.</w:t>
+              <w:t>{Riesgo.</w:t>
             </w:r>
             <w:r>
               <w:t>Descripcion</w:t>
             </w:r>
-            <w:proofErr w:type="spellEnd"/>
             <w:r>
               <w:t>}</w:t>
             </w:r>
@@ -2379,14 +2122,12 @@
             <w:r>
               <w:t>{</w:t>
             </w:r>
-            <w:proofErr w:type="spellStart"/>
             <w:r>
               <w:t>limit</w:t>
             </w:r>
             <w:r>
               <w:t>Dif</w:t>
             </w:r>
-            <w:proofErr w:type="spellEnd"/>
             <w:r>
               <w:t>}</w:t>
             </w:r>
@@ -2426,11 +2167,9 @@
             <w:r>
               <w:t>{</w:t>
             </w:r>
-            <w:proofErr w:type="spellStart"/>
             <w:r>
               <w:t>premiumDif</w:t>
             </w:r>
-            <w:proofErr w:type="spellEnd"/>
             <w:r>
               <w:t>}</w:t>
             </w:r>
@@ -2563,23 +2302,7 @@
                 <w:sz w:val="14"/>
                 <w:szCs w:val="14"/>
               </w:rPr>
-              <w:t>{</w:t>
-            </w:r>
-            <w:proofErr w:type="spellStart"/>
-            <w:r>
-              <w:rPr>
-                <w:sz w:val="14"/>
-                <w:szCs w:val="14"/>
-              </w:rPr>
-              <w:t>Endoso.DetalleEndoso</w:t>
-            </w:r>
-            <w:proofErr w:type="spellEnd"/>
-            <w:r>
-              <w:rPr>
-                <w:sz w:val="14"/>
-                <w:szCs w:val="14"/>
-              </w:rPr>
-              <w:t>}</w:t>
+              <w:t>{Endoso.DetalleEndoso}</w:t>
             </w:r>
           </w:p>
         </w:tc>
@@ -2645,35 +2368,7 @@
                   <w14:bevel/>
                 </w14:textOutline>
               </w:rPr>
-              <w:t>{</w:t>
-            </w:r>
-            <w:proofErr w:type="spellStart"/>
-            <w:r>
-              <w:rPr>
-                <w:spacing w:val="-2"/>
-                <w:sz w:val="14"/>
-                <w:szCs w:val="14"/>
-                <w14:textOutline w14:w="9525" w14:cap="rnd" w14:cmpd="sng" w14:algn="ctr">
-                  <w14:noFill/>
-                  <w14:prstDash w14:val="solid"/>
-                  <w14:bevel/>
-                </w14:textOutline>
-              </w:rPr>
-              <w:t>PrimaNetaTotal</w:t>
-            </w:r>
-            <w:proofErr w:type="spellEnd"/>
-            <w:r>
-              <w:rPr>
-                <w:spacing w:val="-2"/>
-                <w:sz w:val="14"/>
-                <w:szCs w:val="14"/>
-                <w14:textOutline w14:w="9525" w14:cap="rnd" w14:cmpd="sng" w14:algn="ctr">
-                  <w14:noFill/>
-                  <w14:prstDash w14:val="solid"/>
-                  <w14:bevel/>
-                </w14:textOutline>
-              </w:rPr>
-              <w:t>}</w:t>
+              <w:t>{PrimaNetaTotal}</w:t>
             </w:r>
           </w:p>
         </w:tc>
@@ -2862,35 +2557,7 @@
                   <w14:bevel/>
                 </w14:textOutline>
               </w:rPr>
-              <w:t>{</w:t>
-            </w:r>
-            <w:proofErr w:type="spellStart"/>
-            <w:r>
-              <w:rPr>
-                <w:spacing w:val="-2"/>
-                <w:sz w:val="14"/>
-                <w:szCs w:val="14"/>
-                <w14:textOutline w14:w="9525" w14:cap="rnd" w14:cmpd="sng" w14:algn="ctr">
-                  <w14:noFill/>
-                  <w14:prstDash w14:val="solid"/>
-                  <w14:bevel/>
-                </w14:textOutline>
-              </w:rPr>
-              <w:t>TotalACobrar</w:t>
-            </w:r>
-            <w:proofErr w:type="spellEnd"/>
-            <w:r>
-              <w:rPr>
-                <w:spacing w:val="-2"/>
-                <w:sz w:val="14"/>
-                <w:szCs w:val="14"/>
-                <w14:textOutline w14:w="9525" w14:cap="rnd" w14:cmpd="sng" w14:algn="ctr">
-                  <w14:noFill/>
-                  <w14:prstDash w14:val="solid"/>
-                  <w14:bevel/>
-                </w14:textOutline>
-              </w:rPr>
-              <w:t>}</w:t>
+              <w:t>{TotalACobrar}</w:t>
             </w:r>
           </w:p>
         </w:tc>
@@ -3275,66 +2942,6 @@
                 <w:szCs w:val="14"/>
               </w:rPr>
               <w:t>generales</w:t>
-            </w:r>
-            <w:r>
-              <w:rPr>
-                <w:rFonts w:ascii="Times New Roman" w:hAnsi="Times New Roman"/>
-                <w:sz w:val="14"/>
-                <w:szCs w:val="14"/>
-              </w:rPr>
-              <w:t xml:space="preserve"> </w:t>
-            </w:r>
-            <w:r>
-              <w:rPr>
-                <w:sz w:val="14"/>
-                <w:szCs w:val="14"/>
-              </w:rPr>
-              <w:t>(Póliza</w:t>
-            </w:r>
-            <w:r>
-              <w:rPr>
-                <w:rFonts w:ascii="Times New Roman" w:hAnsi="Times New Roman"/>
-                <w:sz w:val="14"/>
-                <w:szCs w:val="14"/>
-              </w:rPr>
-              <w:t xml:space="preserve"> </w:t>
-            </w:r>
-            <w:r>
-              <w:rPr>
-                <w:sz w:val="14"/>
-                <w:szCs w:val="14"/>
-              </w:rPr>
-              <w:t>de</w:t>
-            </w:r>
-            <w:r>
-              <w:rPr>
-                <w:rFonts w:ascii="Times New Roman" w:hAnsi="Times New Roman"/>
-                <w:sz w:val="14"/>
-                <w:szCs w:val="14"/>
-              </w:rPr>
-              <w:t xml:space="preserve"> </w:t>
-            </w:r>
-            <w:r>
-              <w:rPr>
-                <w:sz w:val="14"/>
-                <w:szCs w:val="14"/>
-              </w:rPr>
-              <w:t>Incendio</w:t>
-            </w:r>
-            <w:r>
-              <w:rPr>
-                <w:rFonts w:ascii="Times New Roman" w:hAnsi="Times New Roman"/>
-                <w:sz w:val="14"/>
-                <w:szCs w:val="14"/>
-              </w:rPr>
-              <w:t xml:space="preserve"> </w:t>
-            </w:r>
-            <w:r>
-              <w:rPr>
-                <w:sz w:val="14"/>
-                <w:szCs w:val="14"/>
-              </w:rPr>
-              <w:t>2007-1)</w:t>
             </w:r>
             <w:r>
               <w:rPr>
@@ -3425,23 +3032,7 @@
           <w:sz w:val="14"/>
           <w:szCs w:val="14"/>
         </w:rPr>
-        <w:t>{</w:t>
-      </w:r>
-      <w:proofErr w:type="spellStart"/>
-      <w:r>
-        <w:rPr>
-          <w:sz w:val="14"/>
-          <w:szCs w:val="14"/>
-        </w:rPr>
-        <w:t>FechaImpresion</w:t>
-      </w:r>
-      <w:proofErr w:type="spellEnd"/>
-      <w:r>
-        <w:rPr>
-          <w:sz w:val="14"/>
-          <w:szCs w:val="14"/>
-        </w:rPr>
-        <w:t>}</w:t>
+        <w:t>{FechaImpresion}</w:t>
       </w:r>
     </w:p>
     <w:p>
@@ -3718,15 +3309,7 @@
               <w:spacing w:before="3"/>
             </w:pPr>
             <w:r>
-              <w:t>{</w:t>
-            </w:r>
-            <w:proofErr w:type="spellStart"/>
-            <w:r>
-              <w:t>Asegurado.NombreCompleto</w:t>
-            </w:r>
-            <w:proofErr w:type="spellEnd"/>
-            <w:r>
-              <w:t>}</w:t>
+              <w:t>{Asegurado.NombreCompleto}</w:t>
             </w:r>
             <w:r>
               <w:rPr>
@@ -3746,14 +3329,12 @@
               </w:rPr>
               <w:t>{</w:t>
             </w:r>
-            <w:proofErr w:type="spellStart"/>
             <w:r>
               <w:rPr>
                 <w:spacing w:val="-2"/>
               </w:rPr>
               <w:t>Asegurado.Identificacion</w:t>
             </w:r>
-            <w:proofErr w:type="spellEnd"/>
             <w:r>
               <w:rPr>
                 <w:lang w:val="es-PA"/>
